--- a/a7/build/out/u5/A7 5.06 Converting Length Across Systems; Currency - Question Bank.docx
+++ b/a7/build/out/u5/A7 5.06 Converting Length Across Systems; Currency - Question Bank.docx
@@ -251,7 +251,7 @@
                 <w:color w:val="1A1A1A"/>
                 <w:sz w:val="22"/>
               </w:rPr>
-              <w:t>1 in = 2.54 cm. 8 in to centimetres.</w:t>
+              <w:t>1 in = 2.54 cm. 8 in to centimeters.</w:t>
             </w:r>
           </w:p>
           <w:p>
@@ -395,7 +395,7 @@
                 <w:color w:val="1A1A1A"/>
                 <w:sz w:val="22"/>
               </w:rPr>
-              <w:t>1 mi = 1.61 km. 20 mi to kilometres.</w:t>
+              <w:t>1 mi = 1.61 km. 20 mi to kilometers.</w:t>
             </w:r>
           </w:p>
           <w:p>
@@ -554,7 +554,7 @@
                 <w:color w:val="1A1A1A"/>
                 <w:sz w:val="22"/>
               </w:rPr>
-              <w:t>1 ft = 12 in, 1 in = 2.54 cm. 5 ft to centimetres.</w:t>
+              <w:t>1 ft = 12 in, 1 in = 2.54 cm. 5 ft to centimeters.</w:t>
             </w:r>
           </w:p>
           <w:p>

--- a/a7/build/out/u5/A7 5.06 Converting Length Across Systems; Currency - Question Bank.docx
+++ b/a7/build/out/u5/A7 5.06 Converting Length Across Systems; Currency - Question Bank.docx
@@ -245,13 +245,47 @@
               <w:t xml:space="preserve">1.   </w:t>
             </w:r>
             <w:r>
+              <w:drawing>
+                <wp:inline xmlns:a="http://schemas.openxmlformats.org/drawingml/2006/main" xmlns:pic="http://schemas.openxmlformats.org/drawingml/2006/picture">
+                  <wp:extent cx="880872" cy="118872"/>
+                  <wp:docPr id="1" name="Picture 1"/>
+                  <wp:cNvGraphicFramePr>
+                    <a:graphicFrameLocks noChangeAspect="1"/>
+                  </wp:cNvGraphicFramePr>
+                  <a:graphic>
+                    <a:graphicData uri="http://schemas.openxmlformats.org/drawingml/2006/picture">
+                      <pic:pic>
+                        <pic:nvPicPr>
+                          <pic:cNvPr id="0" name="3f7b1ea0b6e117e9.png"/>
+                          <pic:cNvPicPr/>
+                        </pic:nvPicPr>
+                        <pic:blipFill>
+                          <a:blip r:embed="rId9"/>
+                          <a:stretch>
+                            <a:fillRect/>
+                          </a:stretch>
+                        </pic:blipFill>
+                        <pic:spPr>
+                          <a:xfrm>
+                            <a:off x="0" y="0"/>
+                            <a:ext cx="880872" cy="118872"/>
+                          </a:xfrm>
+                          <a:prstGeom prst="rect"/>
+                        </pic:spPr>
+                      </pic:pic>
+                    </a:graphicData>
+                  </a:graphic>
+                </wp:inline>
+              </w:drawing>
+            </w:r>
+            <w:r>
               <w:rPr>
                 <w:b w:val="0"/>
                 <w:i w:val="0"/>
                 <w:color w:val="1A1A1A"/>
                 <w:sz w:val="22"/>
               </w:rPr>
-              <w:t>1 in = 2.54 cm. 8 in to centimeters.</w:t>
+              <w:t>. 8 in to centimeters.</w:t>
             </w:r>
           </w:p>
           <w:p>
@@ -317,13 +351,47 @@
               <w:t xml:space="preserve">2.   </w:t>
             </w:r>
             <w:r>
+              <w:drawing>
+                <wp:inline xmlns:a="http://schemas.openxmlformats.org/drawingml/2006/main" xmlns:pic="http://schemas.openxmlformats.org/drawingml/2006/picture">
+                  <wp:extent cx="880872" cy="118872"/>
+                  <wp:docPr id="2" name="Picture 2"/>
+                  <wp:cNvGraphicFramePr>
+                    <a:graphicFrameLocks noChangeAspect="1"/>
+                  </wp:cNvGraphicFramePr>
+                  <a:graphic>
+                    <a:graphicData uri="http://schemas.openxmlformats.org/drawingml/2006/picture">
+                      <pic:pic>
+                        <pic:nvPicPr>
+                          <pic:cNvPr id="0" name="ee8f76ca7cba8c9a.png"/>
+                          <pic:cNvPicPr/>
+                        </pic:nvPicPr>
+                        <pic:blipFill>
+                          <a:blip r:embed="rId10"/>
+                          <a:stretch>
+                            <a:fillRect/>
+                          </a:stretch>
+                        </pic:blipFill>
+                        <pic:spPr>
+                          <a:xfrm>
+                            <a:off x="0" y="0"/>
+                            <a:ext cx="880872" cy="118872"/>
+                          </a:xfrm>
+                          <a:prstGeom prst="rect"/>
+                        </pic:spPr>
+                      </pic:pic>
+                    </a:graphicData>
+                  </a:graphic>
+                </wp:inline>
+              </w:drawing>
+            </w:r>
+            <w:r>
               <w:rPr>
                 <w:b w:val="0"/>
                 <w:i w:val="0"/>
                 <w:color w:val="1A1A1A"/>
                 <w:sz w:val="22"/>
               </w:rPr>
-              <w:t>1 cm = 0.39 in. 60 cm to inches.</w:t>
+              <w:t>. 60 cm to inches.</w:t>
             </w:r>
           </w:p>
           <w:p>
@@ -389,13 +457,47 @@
               <w:t xml:space="preserve">3.   </w:t>
             </w:r>
             <w:r>
+              <w:drawing>
+                <wp:inline xmlns:a="http://schemas.openxmlformats.org/drawingml/2006/main" xmlns:pic="http://schemas.openxmlformats.org/drawingml/2006/picture">
+                  <wp:extent cx="935736" cy="118872"/>
+                  <wp:docPr id="3" name="Picture 3"/>
+                  <wp:cNvGraphicFramePr>
+                    <a:graphicFrameLocks noChangeAspect="1"/>
+                  </wp:cNvGraphicFramePr>
+                  <a:graphic>
+                    <a:graphicData uri="http://schemas.openxmlformats.org/drawingml/2006/picture">
+                      <pic:pic>
+                        <pic:nvPicPr>
+                          <pic:cNvPr id="0" name="36dbabcfef26f30f.png"/>
+                          <pic:cNvPicPr/>
+                        </pic:nvPicPr>
+                        <pic:blipFill>
+                          <a:blip r:embed="rId11"/>
+                          <a:stretch>
+                            <a:fillRect/>
+                          </a:stretch>
+                        </pic:blipFill>
+                        <pic:spPr>
+                          <a:xfrm>
+                            <a:off x="0" y="0"/>
+                            <a:ext cx="935736" cy="118872"/>
+                          </a:xfrm>
+                          <a:prstGeom prst="rect"/>
+                        </pic:spPr>
+                      </pic:pic>
+                    </a:graphicData>
+                  </a:graphic>
+                </wp:inline>
+              </w:drawing>
+            </w:r>
+            <w:r>
               <w:rPr>
                 <w:b w:val="0"/>
                 <w:i w:val="0"/>
                 <w:color w:val="1A1A1A"/>
                 <w:sz w:val="22"/>
               </w:rPr>
-              <w:t>1 mi = 1.61 km. 20 mi to kilometers.</w:t>
+              <w:t>. 20 mi to kilometers.</w:t>
             </w:r>
           </w:p>
           <w:p>
@@ -461,13 +563,47 @@
               <w:t xml:space="preserve">4.   </w:t>
             </w:r>
             <w:r>
+              <w:drawing>
+                <wp:inline xmlns:a="http://schemas.openxmlformats.org/drawingml/2006/main" xmlns:pic="http://schemas.openxmlformats.org/drawingml/2006/picture">
+                  <wp:extent cx="932688" cy="118872"/>
+                  <wp:docPr id="4" name="Picture 4"/>
+                  <wp:cNvGraphicFramePr>
+                    <a:graphicFrameLocks noChangeAspect="1"/>
+                  </wp:cNvGraphicFramePr>
+                  <a:graphic>
+                    <a:graphicData uri="http://schemas.openxmlformats.org/drawingml/2006/picture">
+                      <pic:pic>
+                        <pic:nvPicPr>
+                          <pic:cNvPr id="0" name="0e76ab3bbdebbfa3.png"/>
+                          <pic:cNvPicPr/>
+                        </pic:nvPicPr>
+                        <pic:blipFill>
+                          <a:blip r:embed="rId12"/>
+                          <a:stretch>
+                            <a:fillRect/>
+                          </a:stretch>
+                        </pic:blipFill>
+                        <pic:spPr>
+                          <a:xfrm>
+                            <a:off x="0" y="0"/>
+                            <a:ext cx="932688" cy="118872"/>
+                          </a:xfrm>
+                          <a:prstGeom prst="rect"/>
+                        </pic:spPr>
+                      </pic:pic>
+                    </a:graphicData>
+                  </a:graphic>
+                </wp:inline>
+              </w:drawing>
+            </w:r>
+            <w:r>
               <w:rPr>
                 <w:b w:val="0"/>
                 <w:i w:val="0"/>
                 <w:color w:val="1A1A1A"/>
                 <w:sz w:val="22"/>
               </w:rPr>
-              <w:t>1 km = 0.62 mi. 15 km to miles.</w:t>
+              <w:t>. 15 km to miles.</w:t>
             </w:r>
           </w:p>
           <w:p>
@@ -548,13 +684,90 @@
               <w:t xml:space="preserve">5.   </w:t>
             </w:r>
             <w:r>
+              <w:drawing>
+                <wp:inline xmlns:a="http://schemas.openxmlformats.org/drawingml/2006/main" xmlns:pic="http://schemas.openxmlformats.org/drawingml/2006/picture">
+                  <wp:extent cx="658368" cy="115824"/>
+                  <wp:docPr id="5" name="Picture 5"/>
+                  <wp:cNvGraphicFramePr>
+                    <a:graphicFrameLocks noChangeAspect="1"/>
+                  </wp:cNvGraphicFramePr>
+                  <a:graphic>
+                    <a:graphicData uri="http://schemas.openxmlformats.org/drawingml/2006/picture">
+                      <pic:pic>
+                        <pic:nvPicPr>
+                          <pic:cNvPr id="0" name="cc9a9baebce143e8.png"/>
+                          <pic:cNvPicPr/>
+                        </pic:nvPicPr>
+                        <pic:blipFill>
+                          <a:blip r:embed="rId13"/>
+                          <a:stretch>
+                            <a:fillRect/>
+                          </a:stretch>
+                        </pic:blipFill>
+                        <pic:spPr>
+                          <a:xfrm>
+                            <a:off x="0" y="0"/>
+                            <a:ext cx="658368" cy="115824"/>
+                          </a:xfrm>
+                          <a:prstGeom prst="rect"/>
+                        </pic:spPr>
+                      </pic:pic>
+                    </a:graphicData>
+                  </a:graphic>
+                </wp:inline>
+              </w:drawing>
+            </w:r>
+            <w:r>
               <w:rPr>
                 <w:b w:val="0"/>
                 <w:i w:val="0"/>
                 <w:color w:val="1A1A1A"/>
                 <w:sz w:val="22"/>
               </w:rPr>
-              <w:t>1 ft = 12 in, 1 in = 2.54 cm. 5 ft to centimeters.</w:t>
+              <w:t xml:space="preserve">, </w:t>
+            </w:r>
+            <w:r>
+              <w:drawing>
+                <wp:inline xmlns:a="http://schemas.openxmlformats.org/drawingml/2006/main" xmlns:pic="http://schemas.openxmlformats.org/drawingml/2006/picture">
+                  <wp:extent cx="880872" cy="118872"/>
+                  <wp:docPr id="6" name="Picture 6"/>
+                  <wp:cNvGraphicFramePr>
+                    <a:graphicFrameLocks noChangeAspect="1"/>
+                  </wp:cNvGraphicFramePr>
+                  <a:graphic>
+                    <a:graphicData uri="http://schemas.openxmlformats.org/drawingml/2006/picture">
+                      <pic:pic>
+                        <pic:nvPicPr>
+                          <pic:cNvPr id="0" name="3f7b1ea0b6e117e9.png"/>
+                          <pic:cNvPicPr/>
+                        </pic:nvPicPr>
+                        <pic:blipFill>
+                          <a:blip r:embed="rId9"/>
+                          <a:stretch>
+                            <a:fillRect/>
+                          </a:stretch>
+                        </pic:blipFill>
+                        <pic:spPr>
+                          <a:xfrm>
+                            <a:off x="0" y="0"/>
+                            <a:ext cx="880872" cy="118872"/>
+                          </a:xfrm>
+                          <a:prstGeom prst="rect"/>
+                        </pic:spPr>
+                      </pic:pic>
+                    </a:graphicData>
+                  </a:graphic>
+                </wp:inline>
+              </w:drawing>
+            </w:r>
+            <w:r>
+              <w:rPr>
+                <w:b w:val="0"/>
+                <w:i w:val="0"/>
+                <w:color w:val="1A1A1A"/>
+                <w:sz w:val="22"/>
+              </w:rPr>
+              <w:t>. 5 ft to centimeters.</w:t>
             </w:r>
           </w:p>
           <w:p>
@@ -626,7 +839,50 @@
                 <w:color w:val="1A1A1A"/>
                 <w:sz w:val="22"/>
               </w:rPr>
-              <w:t>Today's rate: 1 US dollar = 1.35 Canadian dollars. $40 to Canadian dollars; 27 Canadian dollars to US dollars.</w:t>
+              <w:t xml:space="preserve">Today's rate: </w:t>
+            </w:r>
+            <w:r>
+              <w:drawing>
+                <wp:inline xmlns:a="http://schemas.openxmlformats.org/drawingml/2006/main" xmlns:pic="http://schemas.openxmlformats.org/drawingml/2006/picture">
+                  <wp:extent cx="2295144" cy="118872"/>
+                  <wp:docPr id="7" name="Picture 7"/>
+                  <wp:cNvGraphicFramePr>
+                    <a:graphicFrameLocks noChangeAspect="1"/>
+                  </wp:cNvGraphicFramePr>
+                  <a:graphic>
+                    <a:graphicData uri="http://schemas.openxmlformats.org/drawingml/2006/picture">
+                      <pic:pic>
+                        <pic:nvPicPr>
+                          <pic:cNvPr id="0" name="9cc34929aec34779.png"/>
+                          <pic:cNvPicPr/>
+                        </pic:nvPicPr>
+                        <pic:blipFill>
+                          <a:blip r:embed="rId14"/>
+                          <a:stretch>
+                            <a:fillRect/>
+                          </a:stretch>
+                        </pic:blipFill>
+                        <pic:spPr>
+                          <a:xfrm>
+                            <a:off x="0" y="0"/>
+                            <a:ext cx="2295144" cy="118872"/>
+                          </a:xfrm>
+                          <a:prstGeom prst="rect"/>
+                        </pic:spPr>
+                      </pic:pic>
+                    </a:graphicData>
+                  </a:graphic>
+                </wp:inline>
+              </w:drawing>
+            </w:r>
+            <w:r>
+              <w:rPr>
+                <w:b w:val="0"/>
+                <w:i w:val="0"/>
+                <w:color w:val="1A1A1A"/>
+                <w:sz w:val="22"/>
+              </w:rPr>
+              <w:t>. $40 to Canadian dollars; 27 Canadian dollars to US dollars.</w:t>
             </w:r>
           </w:p>
           <w:p>
@@ -698,7 +954,93 @@
                 <w:color w:val="1A1A1A"/>
                 <w:sz w:val="22"/>
               </w:rPr>
-              <w:t>Rates today: 1 US dollar = 1.32 Canadian dollars; 1 Canadian dollar = 16.2 pesos. $50 to pesos, by way of Canadian dollars.</w:t>
+              <w:t xml:space="preserve">Rates today: </w:t>
+            </w:r>
+            <w:r>
+              <w:drawing>
+                <wp:inline xmlns:a="http://schemas.openxmlformats.org/drawingml/2006/main" xmlns:pic="http://schemas.openxmlformats.org/drawingml/2006/picture">
+                  <wp:extent cx="2295144" cy="118872"/>
+                  <wp:docPr id="8" name="Picture 8"/>
+                  <wp:cNvGraphicFramePr>
+                    <a:graphicFrameLocks noChangeAspect="1"/>
+                  </wp:cNvGraphicFramePr>
+                  <a:graphic>
+                    <a:graphicData uri="http://schemas.openxmlformats.org/drawingml/2006/picture">
+                      <pic:pic>
+                        <pic:nvPicPr>
+                          <pic:cNvPr id="0" name="8c477ad203c749f8.png"/>
+                          <pic:cNvPicPr/>
+                        </pic:nvPicPr>
+                        <pic:blipFill>
+                          <a:blip r:embed="rId15"/>
+                          <a:stretch>
+                            <a:fillRect/>
+                          </a:stretch>
+                        </pic:blipFill>
+                        <pic:spPr>
+                          <a:xfrm>
+                            <a:off x="0" y="0"/>
+                            <a:ext cx="2295144" cy="118872"/>
+                          </a:xfrm>
+                          <a:prstGeom prst="rect"/>
+                        </pic:spPr>
+                      </pic:pic>
+                    </a:graphicData>
+                  </a:graphic>
+                </wp:inline>
+              </w:drawing>
+            </w:r>
+            <w:r>
+              <w:rPr>
+                <w:b w:val="0"/>
+                <w:i w:val="0"/>
+                <w:color w:val="1A1A1A"/>
+                <w:sz w:val="22"/>
+              </w:rPr>
+              <w:t xml:space="preserve">; </w:t>
+            </w:r>
+            <w:r>
+              <w:drawing>
+                <wp:inline xmlns:a="http://schemas.openxmlformats.org/drawingml/2006/main" xmlns:pic="http://schemas.openxmlformats.org/drawingml/2006/picture">
+                  <wp:extent cx="1959864" cy="152400"/>
+                  <wp:docPr id="9" name="Picture 9"/>
+                  <wp:cNvGraphicFramePr>
+                    <a:graphicFrameLocks noChangeAspect="1"/>
+                  </wp:cNvGraphicFramePr>
+                  <a:graphic>
+                    <a:graphicData uri="http://schemas.openxmlformats.org/drawingml/2006/picture">
+                      <pic:pic>
+                        <pic:nvPicPr>
+                          <pic:cNvPr id="0" name="e72567004a0a1b50.png"/>
+                          <pic:cNvPicPr/>
+                        </pic:nvPicPr>
+                        <pic:blipFill>
+                          <a:blip r:embed="rId16"/>
+                          <a:stretch>
+                            <a:fillRect/>
+                          </a:stretch>
+                        </pic:blipFill>
+                        <pic:spPr>
+                          <a:xfrm>
+                            <a:off x="0" y="0"/>
+                            <a:ext cx="1959864" cy="152400"/>
+                          </a:xfrm>
+                          <a:prstGeom prst="rect"/>
+                        </pic:spPr>
+                      </pic:pic>
+                    </a:graphicData>
+                  </a:graphic>
+                </wp:inline>
+              </w:drawing>
+            </w:r>
+            <w:r>
+              <w:rPr>
+                <w:b w:val="0"/>
+                <w:i w:val="0"/>
+                <w:color w:val="1A1A1A"/>
+                <w:sz w:val="22"/>
+              </w:rPr>
+              <w:t>. $50 to pesos, by way of Canadian dollars.</w:t>
             </w:r>
           </w:p>
           <w:p>
@@ -779,13 +1121,47 @@
               <w:t xml:space="preserve">8.   </w:t>
             </w:r>
             <w:r>
+              <w:drawing>
+                <wp:inline xmlns:a="http://schemas.openxmlformats.org/drawingml/2006/main" xmlns:pic="http://schemas.openxmlformats.org/drawingml/2006/picture">
+                  <wp:extent cx="932688" cy="118872"/>
+                  <wp:docPr id="10" name="Picture 10"/>
+                  <wp:cNvGraphicFramePr>
+                    <a:graphicFrameLocks noChangeAspect="1"/>
+                  </wp:cNvGraphicFramePr>
+                  <a:graphic>
+                    <a:graphicData uri="http://schemas.openxmlformats.org/drawingml/2006/picture">
+                      <pic:pic>
+                        <pic:nvPicPr>
+                          <pic:cNvPr id="0" name="0e76ab3bbdebbfa3.png"/>
+                          <pic:cNvPicPr/>
+                        </pic:nvPicPr>
+                        <pic:blipFill>
+                          <a:blip r:embed="rId12"/>
+                          <a:stretch>
+                            <a:fillRect/>
+                          </a:stretch>
+                        </pic:blipFill>
+                        <pic:spPr>
+                          <a:xfrm>
+                            <a:off x="0" y="0"/>
+                            <a:ext cx="932688" cy="118872"/>
+                          </a:xfrm>
+                          <a:prstGeom prst="rect"/>
+                        </pic:spPr>
+                      </pic:pic>
+                    </a:graphicData>
+                  </a:graphic>
+                </wp:inline>
+              </w:drawing>
+            </w:r>
+            <w:r>
               <w:rPr>
                 <w:b w:val="0"/>
                 <w:i w:val="0"/>
                 <w:color w:val="1A1A1A"/>
                 <w:sz w:val="22"/>
               </w:rPr>
-              <w:t>1 km = 0.62 mi. A road is 20 km long. How many miles is that?</w:t>
+              <w:t>. A road is 20 km long. How many miles is that?</w:t>
             </w:r>
           </w:p>
           <w:p>
